--- a/DOCKER_Перепелкина.docx
+++ b/DOCKER_Перепелкина.docx
@@ -63,7 +63,7 @@
                           <a:blip r:embed="rId8" cstate="print">
                             <a:extLst>
                               <a:ext uri="{28A0092B-C50C-407E-A947-70E740481C1C}">
-                                <a14:useLocalDpi xmlns="" xmlns:wpc="http://schemas.microsoft.com/office/word/2010/wordprocessingCanvas" xmlns:mc="http://schemas.openxmlformats.org/markup-compatibility/2006" xmlns:o="urn:schemas-microsoft-com:office:office" xmlns:v="urn:schemas-microsoft-com:vml" xmlns:wp14="http://schemas.microsoft.com/office/word/2010/wordprocessingDrawing" xmlns:w10="urn:schemas-microsoft-com:office:word" xmlns:w="http://schemas.openxmlformats.org/wordprocessingml/2006/main" xmlns:w14="http://schemas.microsoft.com/office/word/2010/wordml" xmlns:wpg="http://schemas.microsoft.com/office/word/2010/wordprocessingGroup" xmlns:wpi="http://schemas.microsoft.com/office/word/2010/wordprocessingInk" xmlns:wps="http://schemas.microsoft.com/office/word/2010/wordprocessingShape" xmlns:a14="http://schemas.microsoft.com/office/drawing/2010/main" val="0"/>
+                                <a14:useLocalDpi xmlns:a14="http://schemas.microsoft.com/office/drawing/2010/main" xmlns:wps="http://schemas.microsoft.com/office/word/2010/wordprocessingShape" xmlns:wpi="http://schemas.microsoft.com/office/word/2010/wordprocessingInk" xmlns:wpg="http://schemas.microsoft.com/office/word/2010/wordprocessingGroup" xmlns:w14="http://schemas.microsoft.com/office/word/2010/wordml" xmlns:w="http://schemas.openxmlformats.org/wordprocessingml/2006/main" xmlns:w10="urn:schemas-microsoft-com:office:word" xmlns:wp14="http://schemas.microsoft.com/office/word/2010/wordprocessingDrawing" xmlns:v="urn:schemas-microsoft-com:vml" xmlns:o="urn:schemas-microsoft-com:office:office" xmlns:mc="http://schemas.openxmlformats.org/markup-compatibility/2006" xmlns:wpc="http://schemas.microsoft.com/office/word/2010/wordprocessingCanvas" xmlns="" val="0"/>
                               </a:ext>
                             </a:extLst>
                           </a:blip>
@@ -11234,6 +11234,1889 @@
       <w:r>
         <w:t xml:space="preserve"> </w:t>
       </w:r>
+      <w:r>
+        <w:t>Базовые команды Docker</w:t>
+      </w:r>
+    </w:p>
+    <w:p>
+      <w:r>
+        <w:t>Загрузка образа</w:t>
+      </w:r>
+    </w:p>
+    <w:p>
+      <w:r>
+        <w:rPr>
+          <w:noProof/>
+          <w:lang w:eastAsia="ru-RU"/>
+        </w:rPr>
+        <w:drawing>
+          <wp:inline distT="0" distB="0" distL="0" distR="0">
+            <wp:extent cx="5940425" cy="3186120"/>
+            <wp:effectExtent l="19050" t="0" r="3175" b="0"/>
+            <wp:docPr id="111" name="Рисунок 1"/>
+            <wp:cNvGraphicFramePr>
+              <a:graphicFrameLocks xmlns:a="http://schemas.openxmlformats.org/drawingml/2006/main" noChangeAspect="1"/>
+            </wp:cNvGraphicFramePr>
+            <a:graphic xmlns:a="http://schemas.openxmlformats.org/drawingml/2006/main">
+              <a:graphicData uri="http://schemas.openxmlformats.org/drawingml/2006/picture">
+                <pic:pic xmlns:pic="http://schemas.openxmlformats.org/drawingml/2006/picture">
+                  <pic:nvPicPr>
+                    <pic:cNvPr id="0" name="Picture 1"/>
+                    <pic:cNvPicPr>
+                      <a:picLocks noChangeAspect="1" noChangeArrowheads="1"/>
+                    </pic:cNvPicPr>
+                  </pic:nvPicPr>
+                  <pic:blipFill>
+                    <a:blip r:embed="rId163" cstate="print"/>
+                    <a:srcRect/>
+                    <a:stretch>
+                      <a:fillRect/>
+                    </a:stretch>
+                  </pic:blipFill>
+                  <pic:spPr bwMode="auto">
+                    <a:xfrm>
+                      <a:off x="0" y="0"/>
+                      <a:ext cx="5940425" cy="3186120"/>
+                    </a:xfrm>
+                    <a:prstGeom prst="rect">
+                      <a:avLst/>
+                    </a:prstGeom>
+                    <a:noFill/>
+                    <a:ln w="9525">
+                      <a:noFill/>
+                      <a:miter lim="800000"/>
+                      <a:headEnd/>
+                      <a:tailEnd/>
+                    </a:ln>
+                  </pic:spPr>
+                </pic:pic>
+              </a:graphicData>
+            </a:graphic>
+          </wp:inline>
+        </w:drawing>
+      </w:r>
+    </w:p>
+    <w:p>
+      <w:r>
+        <w:t xml:space="preserve">Проверяем </w:t>
+      </w:r>
+    </w:p>
+    <w:p>
+      <w:r>
+        <w:rPr>
+          <w:noProof/>
+          <w:lang w:eastAsia="ru-RU"/>
+        </w:rPr>
+        <w:drawing>
+          <wp:inline distT="0" distB="0" distL="0" distR="0">
+            <wp:extent cx="5940425" cy="1023906"/>
+            <wp:effectExtent l="19050" t="0" r="3175" b="0"/>
+            <wp:docPr id="114" name="Рисунок 4"/>
+            <wp:cNvGraphicFramePr>
+              <a:graphicFrameLocks xmlns:a="http://schemas.openxmlformats.org/drawingml/2006/main" noChangeAspect="1"/>
+            </wp:cNvGraphicFramePr>
+            <a:graphic xmlns:a="http://schemas.openxmlformats.org/drawingml/2006/main">
+              <a:graphicData uri="http://schemas.openxmlformats.org/drawingml/2006/picture">
+                <pic:pic xmlns:pic="http://schemas.openxmlformats.org/drawingml/2006/picture">
+                  <pic:nvPicPr>
+                    <pic:cNvPr id="0" name="Picture 4"/>
+                    <pic:cNvPicPr>
+                      <a:picLocks noChangeAspect="1" noChangeArrowheads="1"/>
+                    </pic:cNvPicPr>
+                  </pic:nvPicPr>
+                  <pic:blipFill>
+                    <a:blip r:embed="rId164" cstate="print"/>
+                    <a:srcRect/>
+                    <a:stretch>
+                      <a:fillRect/>
+                    </a:stretch>
+                  </pic:blipFill>
+                  <pic:spPr bwMode="auto">
+                    <a:xfrm>
+                      <a:off x="0" y="0"/>
+                      <a:ext cx="5940425" cy="1023906"/>
+                    </a:xfrm>
+                    <a:prstGeom prst="rect">
+                      <a:avLst/>
+                    </a:prstGeom>
+                    <a:noFill/>
+                    <a:ln w="9525">
+                      <a:noFill/>
+                      <a:miter lim="800000"/>
+                      <a:headEnd/>
+                      <a:tailEnd/>
+                    </a:ln>
+                  </pic:spPr>
+                </pic:pic>
+              </a:graphicData>
+            </a:graphic>
+          </wp:inline>
+        </w:drawing>
+      </w:r>
+    </w:p>
+    <w:p>
+      <w:r>
+        <w:t>Назначаем ветку</w:t>
+      </w:r>
+    </w:p>
+    <w:p>
+      <w:r>
+        <w:rPr>
+          <w:noProof/>
+          <w:lang w:eastAsia="ru-RU"/>
+        </w:rPr>
+        <w:drawing>
+          <wp:inline distT="0" distB="0" distL="0" distR="0">
+            <wp:extent cx="5940425" cy="247613"/>
+            <wp:effectExtent l="19050" t="0" r="3175" b="0"/>
+            <wp:docPr id="117" name="Рисунок 7"/>
+            <wp:cNvGraphicFramePr>
+              <a:graphicFrameLocks xmlns:a="http://schemas.openxmlformats.org/drawingml/2006/main" noChangeAspect="1"/>
+            </wp:cNvGraphicFramePr>
+            <a:graphic xmlns:a="http://schemas.openxmlformats.org/drawingml/2006/main">
+              <a:graphicData uri="http://schemas.openxmlformats.org/drawingml/2006/picture">
+                <pic:pic xmlns:pic="http://schemas.openxmlformats.org/drawingml/2006/picture">
+                  <pic:nvPicPr>
+                    <pic:cNvPr id="0" name="Picture 7"/>
+                    <pic:cNvPicPr>
+                      <a:picLocks noChangeAspect="1" noChangeArrowheads="1"/>
+                    </pic:cNvPicPr>
+                  </pic:nvPicPr>
+                  <pic:blipFill>
+                    <a:blip r:embed="rId165" cstate="print"/>
+                    <a:srcRect/>
+                    <a:stretch>
+                      <a:fillRect/>
+                    </a:stretch>
+                  </pic:blipFill>
+                  <pic:spPr bwMode="auto">
+                    <a:xfrm>
+                      <a:off x="0" y="0"/>
+                      <a:ext cx="5940425" cy="247613"/>
+                    </a:xfrm>
+                    <a:prstGeom prst="rect">
+                      <a:avLst/>
+                    </a:prstGeom>
+                    <a:noFill/>
+                    <a:ln w="9525">
+                      <a:noFill/>
+                      <a:miter lim="800000"/>
+                      <a:headEnd/>
+                      <a:tailEnd/>
+                    </a:ln>
+                  </pic:spPr>
+                </pic:pic>
+              </a:graphicData>
+            </a:graphic>
+          </wp:inline>
+        </w:drawing>
+      </w:r>
+    </w:p>
+    <w:p>
+      <w:r>
+        <w:t>Удаляем образ</w:t>
+      </w:r>
+    </w:p>
+    <w:p>
+      <w:r>
+        <w:rPr>
+          <w:noProof/>
+          <w:lang w:eastAsia="ru-RU"/>
+        </w:rPr>
+        <w:drawing>
+          <wp:inline distT="0" distB="0" distL="0" distR="0">
+            <wp:extent cx="5940425" cy="460356"/>
+            <wp:effectExtent l="19050" t="0" r="3175" b="0"/>
+            <wp:docPr id="120" name="Рисунок 10"/>
+            <wp:cNvGraphicFramePr>
+              <a:graphicFrameLocks xmlns:a="http://schemas.openxmlformats.org/drawingml/2006/main" noChangeAspect="1"/>
+            </wp:cNvGraphicFramePr>
+            <a:graphic xmlns:a="http://schemas.openxmlformats.org/drawingml/2006/main">
+              <a:graphicData uri="http://schemas.openxmlformats.org/drawingml/2006/picture">
+                <pic:pic xmlns:pic="http://schemas.openxmlformats.org/drawingml/2006/picture">
+                  <pic:nvPicPr>
+                    <pic:cNvPr id="0" name="Picture 10"/>
+                    <pic:cNvPicPr>
+                      <a:picLocks noChangeAspect="1" noChangeArrowheads="1"/>
+                    </pic:cNvPicPr>
+                  </pic:nvPicPr>
+                  <pic:blipFill>
+                    <a:blip r:embed="rId166" cstate="print"/>
+                    <a:srcRect/>
+                    <a:stretch>
+                      <a:fillRect/>
+                    </a:stretch>
+                  </pic:blipFill>
+                  <pic:spPr bwMode="auto">
+                    <a:xfrm>
+                      <a:off x="0" y="0"/>
+                      <a:ext cx="5940425" cy="460356"/>
+                    </a:xfrm>
+                    <a:prstGeom prst="rect">
+                      <a:avLst/>
+                    </a:prstGeom>
+                    <a:noFill/>
+                    <a:ln w="9525">
+                      <a:noFill/>
+                      <a:miter lim="800000"/>
+                      <a:headEnd/>
+                      <a:tailEnd/>
+                    </a:ln>
+                  </pic:spPr>
+                </pic:pic>
+              </a:graphicData>
+            </a:graphic>
+          </wp:inline>
+        </w:drawing>
+      </w:r>
+    </w:p>
+    <w:p>
+      <w:r>
+        <w:t>Очищаем не используемые образы</w:t>
+      </w:r>
+    </w:p>
+    <w:p>
+      <w:r>
+        <w:rPr>
+          <w:noProof/>
+          <w:lang w:eastAsia="ru-RU"/>
+        </w:rPr>
+        <w:drawing>
+          <wp:inline distT="0" distB="0" distL="0" distR="0">
+            <wp:extent cx="5940425" cy="967931"/>
+            <wp:effectExtent l="19050" t="0" r="3175" b="0"/>
+            <wp:docPr id="123" name="Рисунок 13"/>
+            <wp:cNvGraphicFramePr>
+              <a:graphicFrameLocks xmlns:a="http://schemas.openxmlformats.org/drawingml/2006/main" noChangeAspect="1"/>
+            </wp:cNvGraphicFramePr>
+            <a:graphic xmlns:a="http://schemas.openxmlformats.org/drawingml/2006/main">
+              <a:graphicData uri="http://schemas.openxmlformats.org/drawingml/2006/picture">
+                <pic:pic xmlns:pic="http://schemas.openxmlformats.org/drawingml/2006/picture">
+                  <pic:nvPicPr>
+                    <pic:cNvPr id="0" name="Picture 13"/>
+                    <pic:cNvPicPr>
+                      <a:picLocks noChangeAspect="1" noChangeArrowheads="1"/>
+                    </pic:cNvPicPr>
+                  </pic:nvPicPr>
+                  <pic:blipFill>
+                    <a:blip r:embed="rId167" cstate="print"/>
+                    <a:srcRect/>
+                    <a:stretch>
+                      <a:fillRect/>
+                    </a:stretch>
+                  </pic:blipFill>
+                  <pic:spPr bwMode="auto">
+                    <a:xfrm>
+                      <a:off x="0" y="0"/>
+                      <a:ext cx="5940425" cy="967931"/>
+                    </a:xfrm>
+                    <a:prstGeom prst="rect">
+                      <a:avLst/>
+                    </a:prstGeom>
+                    <a:noFill/>
+                    <a:ln w="9525">
+                      <a:noFill/>
+                      <a:miter lim="800000"/>
+                      <a:headEnd/>
+                      <a:tailEnd/>
+                    </a:ln>
+                  </pic:spPr>
+                </pic:pic>
+              </a:graphicData>
+            </a:graphic>
+          </wp:inline>
+        </w:drawing>
+      </w:r>
+    </w:p>
+    <w:p>
+      <w:r>
+        <w:lastRenderedPageBreak/>
+        <w:t>И удаляем их</w:t>
+      </w:r>
+    </w:p>
+    <w:p>
+      <w:r>
+        <w:rPr>
+          <w:noProof/>
+          <w:lang w:eastAsia="ru-RU"/>
+        </w:rPr>
+        <w:drawing>
+          <wp:inline distT="0" distB="0" distL="0" distR="0">
+            <wp:extent cx="5940425" cy="769975"/>
+            <wp:effectExtent l="19050" t="0" r="3175" b="0"/>
+            <wp:docPr id="126" name="Рисунок 16"/>
+            <wp:cNvGraphicFramePr>
+              <a:graphicFrameLocks xmlns:a="http://schemas.openxmlformats.org/drawingml/2006/main" noChangeAspect="1"/>
+            </wp:cNvGraphicFramePr>
+            <a:graphic xmlns:a="http://schemas.openxmlformats.org/drawingml/2006/main">
+              <a:graphicData uri="http://schemas.openxmlformats.org/drawingml/2006/picture">
+                <pic:pic xmlns:pic="http://schemas.openxmlformats.org/drawingml/2006/picture">
+                  <pic:nvPicPr>
+                    <pic:cNvPr id="0" name="Picture 16"/>
+                    <pic:cNvPicPr>
+                      <a:picLocks noChangeAspect="1" noChangeArrowheads="1"/>
+                    </pic:cNvPicPr>
+                  </pic:nvPicPr>
+                  <pic:blipFill>
+                    <a:blip r:embed="rId168" cstate="print"/>
+                    <a:srcRect/>
+                    <a:stretch>
+                      <a:fillRect/>
+                    </a:stretch>
+                  </pic:blipFill>
+                  <pic:spPr bwMode="auto">
+                    <a:xfrm>
+                      <a:off x="0" y="0"/>
+                      <a:ext cx="5940425" cy="769975"/>
+                    </a:xfrm>
+                    <a:prstGeom prst="rect">
+                      <a:avLst/>
+                    </a:prstGeom>
+                    <a:noFill/>
+                    <a:ln w="9525">
+                      <a:noFill/>
+                      <a:miter lim="800000"/>
+                      <a:headEnd/>
+                      <a:tailEnd/>
+                    </a:ln>
+                  </pic:spPr>
+                </pic:pic>
+              </a:graphicData>
+            </a:graphic>
+          </wp:inline>
+        </w:drawing>
+      </w:r>
+    </w:p>
+    <w:p>
+      <w:r>
+        <w:t>Запускаем контейнер</w:t>
+      </w:r>
+    </w:p>
+    <w:p>
+      <w:r>
+        <w:rPr>
+          <w:noProof/>
+          <w:lang w:eastAsia="ru-RU"/>
+        </w:rPr>
+        <w:drawing>
+          <wp:inline distT="0" distB="0" distL="0" distR="0">
+            <wp:extent cx="5940425" cy="2133533"/>
+            <wp:effectExtent l="19050" t="0" r="3175" b="0"/>
+            <wp:docPr id="129" name="Рисунок 19"/>
+            <wp:cNvGraphicFramePr>
+              <a:graphicFrameLocks xmlns:a="http://schemas.openxmlformats.org/drawingml/2006/main" noChangeAspect="1"/>
+            </wp:cNvGraphicFramePr>
+            <a:graphic xmlns:a="http://schemas.openxmlformats.org/drawingml/2006/main">
+              <a:graphicData uri="http://schemas.openxmlformats.org/drawingml/2006/picture">
+                <pic:pic xmlns:pic="http://schemas.openxmlformats.org/drawingml/2006/picture">
+                  <pic:nvPicPr>
+                    <pic:cNvPr id="0" name="Picture 19"/>
+                    <pic:cNvPicPr>
+                      <a:picLocks noChangeAspect="1" noChangeArrowheads="1"/>
+                    </pic:cNvPicPr>
+                  </pic:nvPicPr>
+                  <pic:blipFill>
+                    <a:blip r:embed="rId169" cstate="print"/>
+                    <a:srcRect/>
+                    <a:stretch>
+                      <a:fillRect/>
+                    </a:stretch>
+                  </pic:blipFill>
+                  <pic:spPr bwMode="auto">
+                    <a:xfrm>
+                      <a:off x="0" y="0"/>
+                      <a:ext cx="5940425" cy="2133533"/>
+                    </a:xfrm>
+                    <a:prstGeom prst="rect">
+                      <a:avLst/>
+                    </a:prstGeom>
+                    <a:noFill/>
+                    <a:ln w="9525">
+                      <a:noFill/>
+                      <a:miter lim="800000"/>
+                      <a:headEnd/>
+                      <a:tailEnd/>
+                    </a:ln>
+                  </pic:spPr>
+                </pic:pic>
+              </a:graphicData>
+            </a:graphic>
+          </wp:inline>
+        </w:drawing>
+      </w:r>
+    </w:p>
+    <w:p>
+      <w:r>
+        <w:t>Запуск с паролем</w:t>
+      </w:r>
+    </w:p>
+    <w:p>
+      <w:r>
+        <w:rPr>
+          <w:noProof/>
+          <w:lang w:eastAsia="ru-RU"/>
+        </w:rPr>
+        <w:drawing>
+          <wp:inline distT="0" distB="0" distL="0" distR="0">
+            <wp:extent cx="5940425" cy="777699"/>
+            <wp:effectExtent l="19050" t="0" r="3175" b="0"/>
+            <wp:docPr id="132" name="Рисунок 22"/>
+            <wp:cNvGraphicFramePr>
+              <a:graphicFrameLocks xmlns:a="http://schemas.openxmlformats.org/drawingml/2006/main" noChangeAspect="1"/>
+            </wp:cNvGraphicFramePr>
+            <a:graphic xmlns:a="http://schemas.openxmlformats.org/drawingml/2006/main">
+              <a:graphicData uri="http://schemas.openxmlformats.org/drawingml/2006/picture">
+                <pic:pic xmlns:pic="http://schemas.openxmlformats.org/drawingml/2006/picture">
+                  <pic:nvPicPr>
+                    <pic:cNvPr id="0" name="Picture 22"/>
+                    <pic:cNvPicPr>
+                      <a:picLocks noChangeAspect="1" noChangeArrowheads="1"/>
+                    </pic:cNvPicPr>
+                  </pic:nvPicPr>
+                  <pic:blipFill>
+                    <a:blip r:embed="rId170" cstate="print"/>
+                    <a:srcRect/>
+                    <a:stretch>
+                      <a:fillRect/>
+                    </a:stretch>
+                  </pic:blipFill>
+                  <pic:spPr bwMode="auto">
+                    <a:xfrm>
+                      <a:off x="0" y="0"/>
+                      <a:ext cx="5940425" cy="777699"/>
+                    </a:xfrm>
+                    <a:prstGeom prst="rect">
+                      <a:avLst/>
+                    </a:prstGeom>
+                    <a:noFill/>
+                    <a:ln w="9525">
+                      <a:noFill/>
+                      <a:miter lim="800000"/>
+                      <a:headEnd/>
+                      <a:tailEnd/>
+                    </a:ln>
+                  </pic:spPr>
+                </pic:pic>
+              </a:graphicData>
+            </a:graphic>
+          </wp:inline>
+        </w:drawing>
+      </w:r>
+    </w:p>
+    <w:p>
+      <w:r>
+        <w:t>Запуск в фоновом режиме с именем</w:t>
+      </w:r>
+    </w:p>
+    <w:p>
+      <w:r>
+        <w:rPr>
+          <w:noProof/>
+          <w:lang w:eastAsia="ru-RU"/>
+        </w:rPr>
+        <w:drawing>
+          <wp:inline distT="0" distB="0" distL="0" distR="0">
+            <wp:extent cx="5940425" cy="662152"/>
+            <wp:effectExtent l="19050" t="0" r="3175" b="0"/>
+            <wp:docPr id="135" name="Рисунок 25"/>
+            <wp:cNvGraphicFramePr>
+              <a:graphicFrameLocks xmlns:a="http://schemas.openxmlformats.org/drawingml/2006/main" noChangeAspect="1"/>
+            </wp:cNvGraphicFramePr>
+            <a:graphic xmlns:a="http://schemas.openxmlformats.org/drawingml/2006/main">
+              <a:graphicData uri="http://schemas.openxmlformats.org/drawingml/2006/picture">
+                <pic:pic xmlns:pic="http://schemas.openxmlformats.org/drawingml/2006/picture">
+                  <pic:nvPicPr>
+                    <pic:cNvPr id="0" name="Picture 25"/>
+                    <pic:cNvPicPr>
+                      <a:picLocks noChangeAspect="1" noChangeArrowheads="1"/>
+                    </pic:cNvPicPr>
+                  </pic:nvPicPr>
+                  <pic:blipFill>
+                    <a:blip r:embed="rId171" cstate="print"/>
+                    <a:srcRect/>
+                    <a:stretch>
+                      <a:fillRect/>
+                    </a:stretch>
+                  </pic:blipFill>
+                  <pic:spPr bwMode="auto">
+                    <a:xfrm>
+                      <a:off x="0" y="0"/>
+                      <a:ext cx="5940425" cy="662152"/>
+                    </a:xfrm>
+                    <a:prstGeom prst="rect">
+                      <a:avLst/>
+                    </a:prstGeom>
+                    <a:noFill/>
+                    <a:ln w="9525">
+                      <a:noFill/>
+                      <a:miter lim="800000"/>
+                      <a:headEnd/>
+                      <a:tailEnd/>
+                    </a:ln>
+                  </pic:spPr>
+                </pic:pic>
+              </a:graphicData>
+            </a:graphic>
+          </wp:inline>
+        </w:drawing>
+      </w:r>
+    </w:p>
+    <w:p>
+      <w:r>
+        <w:t>Просмотр логов контейнера</w:t>
+      </w:r>
+    </w:p>
+    <w:p>
+      <w:r>
+        <w:rPr>
+          <w:noProof/>
+          <w:lang w:eastAsia="ru-RU"/>
+        </w:rPr>
+        <w:drawing>
+          <wp:inline distT="0" distB="0" distL="0" distR="0">
+            <wp:extent cx="5940425" cy="1849984"/>
+            <wp:effectExtent l="19050" t="0" r="3175" b="0"/>
+            <wp:docPr id="138" name="Рисунок 28"/>
+            <wp:cNvGraphicFramePr>
+              <a:graphicFrameLocks xmlns:a="http://schemas.openxmlformats.org/drawingml/2006/main" noChangeAspect="1"/>
+            </wp:cNvGraphicFramePr>
+            <a:graphic xmlns:a="http://schemas.openxmlformats.org/drawingml/2006/main">
+              <a:graphicData uri="http://schemas.openxmlformats.org/drawingml/2006/picture">
+                <pic:pic xmlns:pic="http://schemas.openxmlformats.org/drawingml/2006/picture">
+                  <pic:nvPicPr>
+                    <pic:cNvPr id="0" name="Picture 28"/>
+                    <pic:cNvPicPr>
+                      <a:picLocks noChangeAspect="1" noChangeArrowheads="1"/>
+                    </pic:cNvPicPr>
+                  </pic:nvPicPr>
+                  <pic:blipFill>
+                    <a:blip r:embed="rId172" cstate="print"/>
+                    <a:srcRect/>
+                    <a:stretch>
+                      <a:fillRect/>
+                    </a:stretch>
+                  </pic:blipFill>
+                  <pic:spPr bwMode="auto">
+                    <a:xfrm>
+                      <a:off x="0" y="0"/>
+                      <a:ext cx="5940425" cy="1849984"/>
+                    </a:xfrm>
+                    <a:prstGeom prst="rect">
+                      <a:avLst/>
+                    </a:prstGeom>
+                    <a:noFill/>
+                    <a:ln w="9525">
+                      <a:noFill/>
+                      <a:miter lim="800000"/>
+                      <a:headEnd/>
+                      <a:tailEnd/>
+                    </a:ln>
+                  </pic:spPr>
+                </pic:pic>
+              </a:graphicData>
+            </a:graphic>
+          </wp:inline>
+        </w:drawing>
+      </w:r>
+    </w:p>
+    <w:p/>
+    <w:p>
+      <w:r>
+        <w:lastRenderedPageBreak/>
+        <w:t>Или можно по имени</w:t>
+      </w:r>
+    </w:p>
+    <w:p>
+      <w:r>
+        <w:rPr>
+          <w:noProof/>
+          <w:lang w:eastAsia="ru-RU"/>
+        </w:rPr>
+        <w:drawing>
+          <wp:inline distT="0" distB="0" distL="0" distR="0">
+            <wp:extent cx="5234664" cy="959354"/>
+            <wp:effectExtent l="19050" t="0" r="4086" b="0"/>
+            <wp:docPr id="141" name="Рисунок 31"/>
+            <wp:cNvGraphicFramePr>
+              <a:graphicFrameLocks xmlns:a="http://schemas.openxmlformats.org/drawingml/2006/main" noChangeAspect="1"/>
+            </wp:cNvGraphicFramePr>
+            <a:graphic xmlns:a="http://schemas.openxmlformats.org/drawingml/2006/main">
+              <a:graphicData uri="http://schemas.openxmlformats.org/drawingml/2006/picture">
+                <pic:pic xmlns:pic="http://schemas.openxmlformats.org/drawingml/2006/picture">
+                  <pic:nvPicPr>
+                    <pic:cNvPr id="0" name="Picture 31"/>
+                    <pic:cNvPicPr>
+                      <a:picLocks noChangeAspect="1" noChangeArrowheads="1"/>
+                    </pic:cNvPicPr>
+                  </pic:nvPicPr>
+                  <pic:blipFill>
+                    <a:blip r:embed="rId173" cstate="print"/>
+                    <a:srcRect/>
+                    <a:stretch>
+                      <a:fillRect/>
+                    </a:stretch>
+                  </pic:blipFill>
+                  <pic:spPr bwMode="auto">
+                    <a:xfrm>
+                      <a:off x="0" y="0"/>
+                      <a:ext cx="5245664" cy="961370"/>
+                    </a:xfrm>
+                    <a:prstGeom prst="rect">
+                      <a:avLst/>
+                    </a:prstGeom>
+                    <a:noFill/>
+                    <a:ln w="9525">
+                      <a:noFill/>
+                      <a:miter lim="800000"/>
+                      <a:headEnd/>
+                      <a:tailEnd/>
+                    </a:ln>
+                  </pic:spPr>
+                </pic:pic>
+              </a:graphicData>
+            </a:graphic>
+          </wp:inline>
+        </w:drawing>
+      </w:r>
+    </w:p>
+    <w:p>
+      <w:r>
+        <w:t>Список контейнеров</w:t>
+      </w:r>
+    </w:p>
+    <w:p>
+      <w:r>
+        <w:rPr>
+          <w:noProof/>
+          <w:lang w:eastAsia="ru-RU"/>
+        </w:rPr>
+        <w:drawing>
+          <wp:inline distT="0" distB="0" distL="0" distR="0">
+            <wp:extent cx="5231960" cy="1051599"/>
+            <wp:effectExtent l="19050" t="0" r="6790" b="0"/>
+            <wp:docPr id="143" name="Рисунок 34"/>
+            <wp:cNvGraphicFramePr>
+              <a:graphicFrameLocks xmlns:a="http://schemas.openxmlformats.org/drawingml/2006/main" noChangeAspect="1"/>
+            </wp:cNvGraphicFramePr>
+            <a:graphic xmlns:a="http://schemas.openxmlformats.org/drawingml/2006/main">
+              <a:graphicData uri="http://schemas.openxmlformats.org/drawingml/2006/picture">
+                <pic:pic xmlns:pic="http://schemas.openxmlformats.org/drawingml/2006/picture">
+                  <pic:nvPicPr>
+                    <pic:cNvPr id="0" name="Picture 34"/>
+                    <pic:cNvPicPr>
+                      <a:picLocks noChangeAspect="1" noChangeArrowheads="1"/>
+                    </pic:cNvPicPr>
+                  </pic:nvPicPr>
+                  <pic:blipFill>
+                    <a:blip r:embed="rId174" cstate="print"/>
+                    <a:srcRect/>
+                    <a:stretch>
+                      <a:fillRect/>
+                    </a:stretch>
+                  </pic:blipFill>
+                  <pic:spPr bwMode="auto">
+                    <a:xfrm>
+                      <a:off x="0" y="0"/>
+                      <a:ext cx="5228805" cy="1050965"/>
+                    </a:xfrm>
+                    <a:prstGeom prst="rect">
+                      <a:avLst/>
+                    </a:prstGeom>
+                    <a:noFill/>
+                    <a:ln w="9525">
+                      <a:noFill/>
+                      <a:miter lim="800000"/>
+                      <a:headEnd/>
+                      <a:tailEnd/>
+                    </a:ln>
+                  </pic:spPr>
+                </pic:pic>
+              </a:graphicData>
+            </a:graphic>
+          </wp:inline>
+        </w:drawing>
+      </w:r>
+    </w:p>
+    <w:p>
+      <w:r>
+        <w:t>Для просмотра всех контейнеров включая завершенные</w:t>
+      </w:r>
+    </w:p>
+    <w:p>
+      <w:r>
+        <w:rPr>
+          <w:noProof/>
+          <w:lang w:eastAsia="ru-RU"/>
+        </w:rPr>
+        <w:drawing>
+          <wp:inline distT="0" distB="0" distL="0" distR="0">
+            <wp:extent cx="5132372" cy="2238976"/>
+            <wp:effectExtent l="19050" t="0" r="0" b="0"/>
+            <wp:docPr id="144" name="Рисунок 37"/>
+            <wp:cNvGraphicFramePr>
+              <a:graphicFrameLocks xmlns:a="http://schemas.openxmlformats.org/drawingml/2006/main" noChangeAspect="1"/>
+            </wp:cNvGraphicFramePr>
+            <a:graphic xmlns:a="http://schemas.openxmlformats.org/drawingml/2006/main">
+              <a:graphicData uri="http://schemas.openxmlformats.org/drawingml/2006/picture">
+                <pic:pic xmlns:pic="http://schemas.openxmlformats.org/drawingml/2006/picture">
+                  <pic:nvPicPr>
+                    <pic:cNvPr id="0" name="Picture 37"/>
+                    <pic:cNvPicPr>
+                      <a:picLocks noChangeAspect="1" noChangeArrowheads="1"/>
+                    </pic:cNvPicPr>
+                  </pic:nvPicPr>
+                  <pic:blipFill>
+                    <a:blip r:embed="rId175" cstate="print"/>
+                    <a:srcRect/>
+                    <a:stretch>
+                      <a:fillRect/>
+                    </a:stretch>
+                  </pic:blipFill>
+                  <pic:spPr bwMode="auto">
+                    <a:xfrm>
+                      <a:off x="0" y="0"/>
+                      <a:ext cx="5136723" cy="2240874"/>
+                    </a:xfrm>
+                    <a:prstGeom prst="rect">
+                      <a:avLst/>
+                    </a:prstGeom>
+                    <a:noFill/>
+                    <a:ln w="9525">
+                      <a:noFill/>
+                      <a:miter lim="800000"/>
+                      <a:headEnd/>
+                      <a:tailEnd/>
+                    </a:ln>
+                  </pic:spPr>
+                </pic:pic>
+              </a:graphicData>
+            </a:graphic>
+          </wp:inline>
+        </w:drawing>
+      </w:r>
+    </w:p>
+    <w:p>
+      <w:r>
+        <w:t>Подключение к работающему контейнеру</w:t>
+      </w:r>
+    </w:p>
+    <w:p>
+      <w:pPr>
+        <w:rPr>
+          <w:lang w:val="en-US"/>
+        </w:rPr>
+      </w:pPr>
+      <w:r>
+        <w:rPr>
+          <w:noProof/>
+          <w:lang w:eastAsia="ru-RU"/>
+        </w:rPr>
+        <w:drawing>
+          <wp:inline distT="0" distB="0" distL="0" distR="0">
+            <wp:extent cx="5940425" cy="632971"/>
+            <wp:effectExtent l="19050" t="0" r="3175" b="0"/>
+            <wp:docPr id="146" name="Рисунок 40"/>
+            <wp:cNvGraphicFramePr>
+              <a:graphicFrameLocks xmlns:a="http://schemas.openxmlformats.org/drawingml/2006/main" noChangeAspect="1"/>
+            </wp:cNvGraphicFramePr>
+            <a:graphic xmlns:a="http://schemas.openxmlformats.org/drawingml/2006/main">
+              <a:graphicData uri="http://schemas.openxmlformats.org/drawingml/2006/picture">
+                <pic:pic xmlns:pic="http://schemas.openxmlformats.org/drawingml/2006/picture">
+                  <pic:nvPicPr>
+                    <pic:cNvPr id="0" name="Picture 40"/>
+                    <pic:cNvPicPr>
+                      <a:picLocks noChangeAspect="1" noChangeArrowheads="1"/>
+                    </pic:cNvPicPr>
+                  </pic:nvPicPr>
+                  <pic:blipFill>
+                    <a:blip r:embed="rId176" cstate="print"/>
+                    <a:srcRect/>
+                    <a:stretch>
+                      <a:fillRect/>
+                    </a:stretch>
+                  </pic:blipFill>
+                  <pic:spPr bwMode="auto">
+                    <a:xfrm>
+                      <a:off x="0" y="0"/>
+                      <a:ext cx="5940425" cy="632971"/>
+                    </a:xfrm>
+                    <a:prstGeom prst="rect">
+                      <a:avLst/>
+                    </a:prstGeom>
+                    <a:noFill/>
+                    <a:ln w="9525">
+                      <a:noFill/>
+                      <a:miter lim="800000"/>
+                      <a:headEnd/>
+                      <a:tailEnd/>
+                    </a:ln>
+                  </pic:spPr>
+                </pic:pic>
+              </a:graphicData>
+            </a:graphic>
+          </wp:inline>
+        </w:drawing>
+      </w:r>
+    </w:p>
+    <w:p>
+      <w:r>
+        <w:t>Просмотр изменений</w:t>
+      </w:r>
+    </w:p>
+    <w:p>
+      <w:r>
+        <w:rPr>
+          <w:noProof/>
+          <w:lang w:eastAsia="ru-RU"/>
+        </w:rPr>
+        <w:drawing>
+          <wp:inline distT="0" distB="0" distL="0" distR="0">
+            <wp:extent cx="4208919" cy="1875416"/>
+            <wp:effectExtent l="19050" t="0" r="1131" b="0"/>
+            <wp:docPr id="147" name="Рисунок 43"/>
+            <wp:cNvGraphicFramePr>
+              <a:graphicFrameLocks xmlns:a="http://schemas.openxmlformats.org/drawingml/2006/main" noChangeAspect="1"/>
+            </wp:cNvGraphicFramePr>
+            <a:graphic xmlns:a="http://schemas.openxmlformats.org/drawingml/2006/main">
+              <a:graphicData uri="http://schemas.openxmlformats.org/drawingml/2006/picture">
+                <pic:pic xmlns:pic="http://schemas.openxmlformats.org/drawingml/2006/picture">
+                  <pic:nvPicPr>
+                    <pic:cNvPr id="0" name="Picture 43"/>
+                    <pic:cNvPicPr>
+                      <a:picLocks noChangeAspect="1" noChangeArrowheads="1"/>
+                    </pic:cNvPicPr>
+                  </pic:nvPicPr>
+                  <pic:blipFill>
+                    <a:blip r:embed="rId177" cstate="print"/>
+                    <a:srcRect/>
+                    <a:stretch>
+                      <a:fillRect/>
+                    </a:stretch>
+                  </pic:blipFill>
+                  <pic:spPr bwMode="auto">
+                    <a:xfrm>
+                      <a:off x="0" y="0"/>
+                      <a:ext cx="4214222" cy="1877779"/>
+                    </a:xfrm>
+                    <a:prstGeom prst="rect">
+                      <a:avLst/>
+                    </a:prstGeom>
+                    <a:noFill/>
+                    <a:ln w="9525">
+                      <a:noFill/>
+                      <a:miter lim="800000"/>
+                      <a:headEnd/>
+                      <a:tailEnd/>
+                    </a:ln>
+                  </pic:spPr>
+                </pic:pic>
+              </a:graphicData>
+            </a:graphic>
+          </wp:inline>
+        </w:drawing>
+      </w:r>
+    </w:p>
+    <w:p>
+      <w:r>
+        <w:lastRenderedPageBreak/>
+        <w:t>Завершение контейнера</w:t>
+      </w:r>
+    </w:p>
+    <w:p>
+      <w:r>
+        <w:rPr>
+          <w:noProof/>
+          <w:lang w:eastAsia="ru-RU"/>
+        </w:rPr>
+        <w:drawing>
+          <wp:inline distT="0" distB="0" distL="0" distR="0">
+            <wp:extent cx="5567680" cy="724535"/>
+            <wp:effectExtent l="19050" t="0" r="0" b="0"/>
+            <wp:docPr id="149" name="Рисунок 46"/>
+            <wp:cNvGraphicFramePr>
+              <a:graphicFrameLocks xmlns:a="http://schemas.openxmlformats.org/drawingml/2006/main" noChangeAspect="1"/>
+            </wp:cNvGraphicFramePr>
+            <a:graphic xmlns:a="http://schemas.openxmlformats.org/drawingml/2006/main">
+              <a:graphicData uri="http://schemas.openxmlformats.org/drawingml/2006/picture">
+                <pic:pic xmlns:pic="http://schemas.openxmlformats.org/drawingml/2006/picture">
+                  <pic:nvPicPr>
+                    <pic:cNvPr id="0" name="Picture 46"/>
+                    <pic:cNvPicPr>
+                      <a:picLocks noChangeAspect="1" noChangeArrowheads="1"/>
+                    </pic:cNvPicPr>
+                  </pic:nvPicPr>
+                  <pic:blipFill>
+                    <a:blip r:embed="rId178" cstate="print"/>
+                    <a:srcRect/>
+                    <a:stretch>
+                      <a:fillRect/>
+                    </a:stretch>
+                  </pic:blipFill>
+                  <pic:spPr bwMode="auto">
+                    <a:xfrm>
+                      <a:off x="0" y="0"/>
+                      <a:ext cx="5567680" cy="724535"/>
+                    </a:xfrm>
+                    <a:prstGeom prst="rect">
+                      <a:avLst/>
+                    </a:prstGeom>
+                    <a:noFill/>
+                    <a:ln w="9525">
+                      <a:noFill/>
+                      <a:miter lim="800000"/>
+                      <a:headEnd/>
+                      <a:tailEnd/>
+                    </a:ln>
+                  </pic:spPr>
+                </pic:pic>
+              </a:graphicData>
+            </a:graphic>
+          </wp:inline>
+        </w:drawing>
+      </w:r>
+    </w:p>
+    <w:p>
+      <w:r>
+        <w:t>Удаление контейнера</w:t>
+      </w:r>
+    </w:p>
+    <w:p>
+      <w:r>
+        <w:rPr>
+          <w:noProof/>
+          <w:lang w:eastAsia="ru-RU"/>
+        </w:rPr>
+        <w:drawing>
+          <wp:inline distT="0" distB="0" distL="0" distR="0">
+            <wp:extent cx="5441315" cy="787400"/>
+            <wp:effectExtent l="19050" t="0" r="6985" b="0"/>
+            <wp:docPr id="150" name="Рисунок 49"/>
+            <wp:cNvGraphicFramePr>
+              <a:graphicFrameLocks xmlns:a="http://schemas.openxmlformats.org/drawingml/2006/main" noChangeAspect="1"/>
+            </wp:cNvGraphicFramePr>
+            <a:graphic xmlns:a="http://schemas.openxmlformats.org/drawingml/2006/main">
+              <a:graphicData uri="http://schemas.openxmlformats.org/drawingml/2006/picture">
+                <pic:pic xmlns:pic="http://schemas.openxmlformats.org/drawingml/2006/picture">
+                  <pic:nvPicPr>
+                    <pic:cNvPr id="0" name="Picture 49"/>
+                    <pic:cNvPicPr>
+                      <a:picLocks noChangeAspect="1" noChangeArrowheads="1"/>
+                    </pic:cNvPicPr>
+                  </pic:nvPicPr>
+                  <pic:blipFill>
+                    <a:blip r:embed="rId179" cstate="print"/>
+                    <a:srcRect/>
+                    <a:stretch>
+                      <a:fillRect/>
+                    </a:stretch>
+                  </pic:blipFill>
+                  <pic:spPr bwMode="auto">
+                    <a:xfrm>
+                      <a:off x="0" y="0"/>
+                      <a:ext cx="5441315" cy="787400"/>
+                    </a:xfrm>
+                    <a:prstGeom prst="rect">
+                      <a:avLst/>
+                    </a:prstGeom>
+                    <a:noFill/>
+                    <a:ln w="9525">
+                      <a:noFill/>
+                      <a:miter lim="800000"/>
+                      <a:headEnd/>
+                      <a:tailEnd/>
+                    </a:ln>
+                  </pic:spPr>
+                </pic:pic>
+              </a:graphicData>
+            </a:graphic>
+          </wp:inline>
+        </w:drawing>
+      </w:r>
+    </w:p>
+    <w:p>
+      <w:r>
+        <w:t>Просмотр томов</w:t>
+      </w:r>
+    </w:p>
+    <w:p>
+      <w:r>
+        <w:rPr>
+          <w:noProof/>
+          <w:lang w:eastAsia="ru-RU"/>
+        </w:rPr>
+        <w:drawing>
+          <wp:inline distT="0" distB="0" distL="0" distR="0">
+            <wp:extent cx="5940425" cy="962247"/>
+            <wp:effectExtent l="19050" t="0" r="3175" b="0"/>
+            <wp:docPr id="152" name="Рисунок 52"/>
+            <wp:cNvGraphicFramePr>
+              <a:graphicFrameLocks xmlns:a="http://schemas.openxmlformats.org/drawingml/2006/main" noChangeAspect="1"/>
+            </wp:cNvGraphicFramePr>
+            <a:graphic xmlns:a="http://schemas.openxmlformats.org/drawingml/2006/main">
+              <a:graphicData uri="http://schemas.openxmlformats.org/drawingml/2006/picture">
+                <pic:pic xmlns:pic="http://schemas.openxmlformats.org/drawingml/2006/picture">
+                  <pic:nvPicPr>
+                    <pic:cNvPr id="0" name="Picture 52"/>
+                    <pic:cNvPicPr>
+                      <a:picLocks noChangeAspect="1" noChangeArrowheads="1"/>
+                    </pic:cNvPicPr>
+                  </pic:nvPicPr>
+                  <pic:blipFill>
+                    <a:blip r:embed="rId180" cstate="print"/>
+                    <a:srcRect/>
+                    <a:stretch>
+                      <a:fillRect/>
+                    </a:stretch>
+                  </pic:blipFill>
+                  <pic:spPr bwMode="auto">
+                    <a:xfrm>
+                      <a:off x="0" y="0"/>
+                      <a:ext cx="5940425" cy="962247"/>
+                    </a:xfrm>
+                    <a:prstGeom prst="rect">
+                      <a:avLst/>
+                    </a:prstGeom>
+                    <a:noFill/>
+                    <a:ln w="9525">
+                      <a:noFill/>
+                      <a:miter lim="800000"/>
+                      <a:headEnd/>
+                      <a:tailEnd/>
+                    </a:ln>
+                  </pic:spPr>
+                </pic:pic>
+              </a:graphicData>
+            </a:graphic>
+          </wp:inline>
+        </w:drawing>
+      </w:r>
+    </w:p>
+    <w:p>
+      <w:r>
+        <w:t>Создание тома</w:t>
+      </w:r>
+    </w:p>
+    <w:p>
+      <w:r>
+        <w:rPr>
+          <w:noProof/>
+          <w:lang w:eastAsia="ru-RU"/>
+        </w:rPr>
+        <w:drawing>
+          <wp:inline distT="0" distB="0" distL="0" distR="0">
+            <wp:extent cx="5940425" cy="588882"/>
+            <wp:effectExtent l="19050" t="0" r="3175" b="0"/>
+            <wp:docPr id="153" name="Рисунок 55"/>
+            <wp:cNvGraphicFramePr>
+              <a:graphicFrameLocks xmlns:a="http://schemas.openxmlformats.org/drawingml/2006/main" noChangeAspect="1"/>
+            </wp:cNvGraphicFramePr>
+            <a:graphic xmlns:a="http://schemas.openxmlformats.org/drawingml/2006/main">
+              <a:graphicData uri="http://schemas.openxmlformats.org/drawingml/2006/picture">
+                <pic:pic xmlns:pic="http://schemas.openxmlformats.org/drawingml/2006/picture">
+                  <pic:nvPicPr>
+                    <pic:cNvPr id="0" name="Picture 55"/>
+                    <pic:cNvPicPr>
+                      <a:picLocks noChangeAspect="1" noChangeArrowheads="1"/>
+                    </pic:cNvPicPr>
+                  </pic:nvPicPr>
+                  <pic:blipFill>
+                    <a:blip r:embed="rId181" cstate="print"/>
+                    <a:srcRect/>
+                    <a:stretch>
+                      <a:fillRect/>
+                    </a:stretch>
+                  </pic:blipFill>
+                  <pic:spPr bwMode="auto">
+                    <a:xfrm>
+                      <a:off x="0" y="0"/>
+                      <a:ext cx="5940425" cy="588882"/>
+                    </a:xfrm>
+                    <a:prstGeom prst="rect">
+                      <a:avLst/>
+                    </a:prstGeom>
+                    <a:noFill/>
+                    <a:ln w="9525">
+                      <a:noFill/>
+                      <a:miter lim="800000"/>
+                      <a:headEnd/>
+                      <a:tailEnd/>
+                    </a:ln>
+                  </pic:spPr>
+                </pic:pic>
+              </a:graphicData>
+            </a:graphic>
+          </wp:inline>
+        </w:drawing>
+      </w:r>
+    </w:p>
+    <w:p>
+      <w:r>
+        <w:t>Просмотр информации о томе</w:t>
+      </w:r>
+    </w:p>
+    <w:p>
+      <w:r>
+        <w:rPr>
+          <w:noProof/>
+          <w:lang w:eastAsia="ru-RU"/>
+        </w:rPr>
+        <w:drawing>
+          <wp:inline distT="0" distB="0" distL="0" distR="0">
+            <wp:extent cx="5940425" cy="2574152"/>
+            <wp:effectExtent l="19050" t="0" r="3175" b="0"/>
+            <wp:docPr id="155" name="Рисунок 58"/>
+            <wp:cNvGraphicFramePr>
+              <a:graphicFrameLocks xmlns:a="http://schemas.openxmlformats.org/drawingml/2006/main" noChangeAspect="1"/>
+            </wp:cNvGraphicFramePr>
+            <a:graphic xmlns:a="http://schemas.openxmlformats.org/drawingml/2006/main">
+              <a:graphicData uri="http://schemas.openxmlformats.org/drawingml/2006/picture">
+                <pic:pic xmlns:pic="http://schemas.openxmlformats.org/drawingml/2006/picture">
+                  <pic:nvPicPr>
+                    <pic:cNvPr id="0" name="Picture 58"/>
+                    <pic:cNvPicPr>
+                      <a:picLocks noChangeAspect="1" noChangeArrowheads="1"/>
+                    </pic:cNvPicPr>
+                  </pic:nvPicPr>
+                  <pic:blipFill>
+                    <a:blip r:embed="rId182" cstate="print"/>
+                    <a:srcRect/>
+                    <a:stretch>
+                      <a:fillRect/>
+                    </a:stretch>
+                  </pic:blipFill>
+                  <pic:spPr bwMode="auto">
+                    <a:xfrm>
+                      <a:off x="0" y="0"/>
+                      <a:ext cx="5940425" cy="2574152"/>
+                    </a:xfrm>
+                    <a:prstGeom prst="rect">
+                      <a:avLst/>
+                    </a:prstGeom>
+                    <a:noFill/>
+                    <a:ln w="9525">
+                      <a:noFill/>
+                      <a:miter lim="800000"/>
+                      <a:headEnd/>
+                      <a:tailEnd/>
+                    </a:ln>
+                  </pic:spPr>
+                </pic:pic>
+              </a:graphicData>
+            </a:graphic>
+          </wp:inline>
+        </w:drawing>
+      </w:r>
+    </w:p>
+    <w:p>
+      <w:r>
+        <w:t>Удаление тома</w:t>
+      </w:r>
+    </w:p>
+    <w:p>
+      <w:r>
+        <w:rPr>
+          <w:noProof/>
+          <w:lang w:eastAsia="ru-RU"/>
+        </w:rPr>
+        <w:drawing>
+          <wp:inline distT="0" distB="0" distL="0" distR="0">
+            <wp:extent cx="4851715" cy="599832"/>
+            <wp:effectExtent l="19050" t="0" r="6035" b="0"/>
+            <wp:docPr id="156" name="Рисунок 61"/>
+            <wp:cNvGraphicFramePr>
+              <a:graphicFrameLocks xmlns:a="http://schemas.openxmlformats.org/drawingml/2006/main" noChangeAspect="1"/>
+            </wp:cNvGraphicFramePr>
+            <a:graphic xmlns:a="http://schemas.openxmlformats.org/drawingml/2006/main">
+              <a:graphicData uri="http://schemas.openxmlformats.org/drawingml/2006/picture">
+                <pic:pic xmlns:pic="http://schemas.openxmlformats.org/drawingml/2006/picture">
+                  <pic:nvPicPr>
+                    <pic:cNvPr id="0" name="Picture 61"/>
+                    <pic:cNvPicPr>
+                      <a:picLocks noChangeAspect="1" noChangeArrowheads="1"/>
+                    </pic:cNvPicPr>
+                  </pic:nvPicPr>
+                  <pic:blipFill>
+                    <a:blip r:embed="rId183" cstate="print"/>
+                    <a:srcRect/>
+                    <a:stretch>
+                      <a:fillRect/>
+                    </a:stretch>
+                  </pic:blipFill>
+                  <pic:spPr bwMode="auto">
+                    <a:xfrm>
+                      <a:off x="0" y="0"/>
+                      <a:ext cx="4861001" cy="600980"/>
+                    </a:xfrm>
+                    <a:prstGeom prst="rect">
+                      <a:avLst/>
+                    </a:prstGeom>
+                    <a:noFill/>
+                    <a:ln w="9525">
+                      <a:noFill/>
+                      <a:miter lim="800000"/>
+                      <a:headEnd/>
+                      <a:tailEnd/>
+                    </a:ln>
+                  </pic:spPr>
+                </pic:pic>
+              </a:graphicData>
+            </a:graphic>
+          </wp:inline>
+        </w:drawing>
+      </w:r>
+    </w:p>
+    <w:p>
+      <w:r>
+        <w:lastRenderedPageBreak/>
+        <w:t>Очитка лишних томов</w:t>
+      </w:r>
+    </w:p>
+    <w:p>
+      <w:r>
+        <w:rPr>
+          <w:noProof/>
+          <w:lang w:eastAsia="ru-RU"/>
+        </w:rPr>
+        <w:drawing>
+          <wp:inline distT="0" distB="0" distL="0" distR="0">
+            <wp:extent cx="5940425" cy="673466"/>
+            <wp:effectExtent l="19050" t="0" r="3175" b="0"/>
+            <wp:docPr id="158" name="Рисунок 64"/>
+            <wp:cNvGraphicFramePr>
+              <a:graphicFrameLocks xmlns:a="http://schemas.openxmlformats.org/drawingml/2006/main" noChangeAspect="1"/>
+            </wp:cNvGraphicFramePr>
+            <a:graphic xmlns:a="http://schemas.openxmlformats.org/drawingml/2006/main">
+              <a:graphicData uri="http://schemas.openxmlformats.org/drawingml/2006/picture">
+                <pic:pic xmlns:pic="http://schemas.openxmlformats.org/drawingml/2006/picture">
+                  <pic:nvPicPr>
+                    <pic:cNvPr id="0" name="Picture 64"/>
+                    <pic:cNvPicPr>
+                      <a:picLocks noChangeAspect="1" noChangeArrowheads="1"/>
+                    </pic:cNvPicPr>
+                  </pic:nvPicPr>
+                  <pic:blipFill>
+                    <a:blip r:embed="rId184" cstate="print"/>
+                    <a:srcRect/>
+                    <a:stretch>
+                      <a:fillRect/>
+                    </a:stretch>
+                  </pic:blipFill>
+                  <pic:spPr bwMode="auto">
+                    <a:xfrm>
+                      <a:off x="0" y="0"/>
+                      <a:ext cx="5940425" cy="673466"/>
+                    </a:xfrm>
+                    <a:prstGeom prst="rect">
+                      <a:avLst/>
+                    </a:prstGeom>
+                    <a:noFill/>
+                    <a:ln w="9525">
+                      <a:noFill/>
+                      <a:miter lim="800000"/>
+                      <a:headEnd/>
+                      <a:tailEnd/>
+                    </a:ln>
+                  </pic:spPr>
+                </pic:pic>
+              </a:graphicData>
+            </a:graphic>
+          </wp:inline>
+        </w:drawing>
+      </w:r>
+    </w:p>
+    <w:p>
+      <w:r>
+        <w:t>Запуск контейнера с определенным томом</w:t>
+      </w:r>
+    </w:p>
+    <w:p>
+      <w:r>
+        <w:rPr>
+          <w:noProof/>
+          <w:lang w:eastAsia="ru-RU"/>
+        </w:rPr>
+        <w:drawing>
+          <wp:inline distT="0" distB="0" distL="0" distR="0">
+            <wp:extent cx="5940425" cy="1457841"/>
+            <wp:effectExtent l="19050" t="0" r="3175" b="0"/>
+            <wp:docPr id="159" name="Рисунок 67"/>
+            <wp:cNvGraphicFramePr>
+              <a:graphicFrameLocks xmlns:a="http://schemas.openxmlformats.org/drawingml/2006/main" noChangeAspect="1"/>
+            </wp:cNvGraphicFramePr>
+            <a:graphic xmlns:a="http://schemas.openxmlformats.org/drawingml/2006/main">
+              <a:graphicData uri="http://schemas.openxmlformats.org/drawingml/2006/picture">
+                <pic:pic xmlns:pic="http://schemas.openxmlformats.org/drawingml/2006/picture">
+                  <pic:nvPicPr>
+                    <pic:cNvPr id="0" name="Picture 67"/>
+                    <pic:cNvPicPr>
+                      <a:picLocks noChangeAspect="1" noChangeArrowheads="1"/>
+                    </pic:cNvPicPr>
+                  </pic:nvPicPr>
+                  <pic:blipFill>
+                    <a:blip r:embed="rId185" cstate="print"/>
+                    <a:srcRect/>
+                    <a:stretch>
+                      <a:fillRect/>
+                    </a:stretch>
+                  </pic:blipFill>
+                  <pic:spPr bwMode="auto">
+                    <a:xfrm>
+                      <a:off x="0" y="0"/>
+                      <a:ext cx="5940425" cy="1457841"/>
+                    </a:xfrm>
+                    <a:prstGeom prst="rect">
+                      <a:avLst/>
+                    </a:prstGeom>
+                    <a:noFill/>
+                    <a:ln w="9525">
+                      <a:noFill/>
+                      <a:miter lim="800000"/>
+                      <a:headEnd/>
+                      <a:tailEnd/>
+                    </a:ln>
+                  </pic:spPr>
+                </pic:pic>
+              </a:graphicData>
+            </a:graphic>
+          </wp:inline>
+        </w:drawing>
+      </w:r>
+    </w:p>
+    <w:p>
+      <w:r>
+        <w:t>Запуск Adminer и проброс портов</w:t>
+      </w:r>
+    </w:p>
+    <w:p>
+      <w:r>
+        <w:rPr>
+          <w:noProof/>
+          <w:lang w:eastAsia="ru-RU"/>
+        </w:rPr>
+        <w:drawing>
+          <wp:inline distT="0" distB="0" distL="0" distR="0">
+            <wp:extent cx="5940425" cy="3555207"/>
+            <wp:effectExtent l="19050" t="0" r="3175" b="0"/>
+            <wp:docPr id="161" name="Рисунок 70"/>
+            <wp:cNvGraphicFramePr>
+              <a:graphicFrameLocks xmlns:a="http://schemas.openxmlformats.org/drawingml/2006/main" noChangeAspect="1"/>
+            </wp:cNvGraphicFramePr>
+            <a:graphic xmlns:a="http://schemas.openxmlformats.org/drawingml/2006/main">
+              <a:graphicData uri="http://schemas.openxmlformats.org/drawingml/2006/picture">
+                <pic:pic xmlns:pic="http://schemas.openxmlformats.org/drawingml/2006/picture">
+                  <pic:nvPicPr>
+                    <pic:cNvPr id="0" name="Picture 70"/>
+                    <pic:cNvPicPr>
+                      <a:picLocks noChangeAspect="1" noChangeArrowheads="1"/>
+                    </pic:cNvPicPr>
+                  </pic:nvPicPr>
+                  <pic:blipFill>
+                    <a:blip r:embed="rId186" cstate="print"/>
+                    <a:srcRect/>
+                    <a:stretch>
+                      <a:fillRect/>
+                    </a:stretch>
+                  </pic:blipFill>
+                  <pic:spPr bwMode="auto">
+                    <a:xfrm>
+                      <a:off x="0" y="0"/>
+                      <a:ext cx="5940425" cy="3555207"/>
+                    </a:xfrm>
+                    <a:prstGeom prst="rect">
+                      <a:avLst/>
+                    </a:prstGeom>
+                    <a:noFill/>
+                    <a:ln w="9525">
+                      <a:noFill/>
+                      <a:miter lim="800000"/>
+                      <a:headEnd/>
+                      <a:tailEnd/>
+                    </a:ln>
+                  </pic:spPr>
+                </pic:pic>
+              </a:graphicData>
+            </a:graphic>
+          </wp:inline>
+        </w:drawing>
+      </w:r>
+    </w:p>
+    <w:p>
+      <w:r>
+        <w:t>Связывание контейнеров через --link</w:t>
+      </w:r>
+    </w:p>
+    <w:p>
+      <w:r>
+        <w:rPr>
+          <w:noProof/>
+          <w:lang w:eastAsia="ru-RU"/>
+        </w:rPr>
+        <w:drawing>
+          <wp:inline distT="0" distB="0" distL="0" distR="0">
+            <wp:extent cx="5940425" cy="914743"/>
+            <wp:effectExtent l="19050" t="0" r="3175" b="0"/>
+            <wp:docPr id="162" name="Рисунок 73"/>
+            <wp:cNvGraphicFramePr>
+              <a:graphicFrameLocks xmlns:a="http://schemas.openxmlformats.org/drawingml/2006/main" noChangeAspect="1"/>
+            </wp:cNvGraphicFramePr>
+            <a:graphic xmlns:a="http://schemas.openxmlformats.org/drawingml/2006/main">
+              <a:graphicData uri="http://schemas.openxmlformats.org/drawingml/2006/picture">
+                <pic:pic xmlns:pic="http://schemas.openxmlformats.org/drawingml/2006/picture">
+                  <pic:nvPicPr>
+                    <pic:cNvPr id="0" name="Picture 73"/>
+                    <pic:cNvPicPr>
+                      <a:picLocks noChangeAspect="1" noChangeArrowheads="1"/>
+                    </pic:cNvPicPr>
+                  </pic:nvPicPr>
+                  <pic:blipFill>
+                    <a:blip r:embed="rId187" cstate="print"/>
+                    <a:srcRect/>
+                    <a:stretch>
+                      <a:fillRect/>
+                    </a:stretch>
+                  </pic:blipFill>
+                  <pic:spPr bwMode="auto">
+                    <a:xfrm>
+                      <a:off x="0" y="0"/>
+                      <a:ext cx="5940425" cy="914743"/>
+                    </a:xfrm>
+                    <a:prstGeom prst="rect">
+                      <a:avLst/>
+                    </a:prstGeom>
+                    <a:noFill/>
+                    <a:ln w="9525">
+                      <a:noFill/>
+                      <a:miter lim="800000"/>
+                      <a:headEnd/>
+                      <a:tailEnd/>
+                    </a:ln>
+                  </pic:spPr>
+                </pic:pic>
+              </a:graphicData>
+            </a:graphic>
+          </wp:inline>
+        </w:drawing>
+      </w:r>
+    </w:p>
+    <w:p>
+      <w:pPr>
+        <w:rPr>
+          <w:b/>
+        </w:rPr>
+      </w:pPr>
+      <w:r>
+        <w:rPr>
+          <w:b/>
+        </w:rPr>
+        <w:t>Создание и использование пользовательской сети</w:t>
+      </w:r>
+    </w:p>
+    <w:p>
+      <w:r>
+        <w:t>Создание сети</w:t>
+      </w:r>
+    </w:p>
+    <w:p>
+      <w:r>
+        <w:rPr>
+          <w:noProof/>
+          <w:lang w:eastAsia="ru-RU"/>
+        </w:rPr>
+        <w:lastRenderedPageBreak/>
+        <w:drawing>
+          <wp:inline distT="0" distB="0" distL="0" distR="0">
+            <wp:extent cx="5110805" cy="534155"/>
+            <wp:effectExtent l="19050" t="0" r="0" b="0"/>
+            <wp:docPr id="164" name="Рисунок 76"/>
+            <wp:cNvGraphicFramePr>
+              <a:graphicFrameLocks xmlns:a="http://schemas.openxmlformats.org/drawingml/2006/main" noChangeAspect="1"/>
+            </wp:cNvGraphicFramePr>
+            <a:graphic xmlns:a="http://schemas.openxmlformats.org/drawingml/2006/main">
+              <a:graphicData uri="http://schemas.openxmlformats.org/drawingml/2006/picture">
+                <pic:pic xmlns:pic="http://schemas.openxmlformats.org/drawingml/2006/picture">
+                  <pic:nvPicPr>
+                    <pic:cNvPr id="0" name="Picture 76"/>
+                    <pic:cNvPicPr>
+                      <a:picLocks noChangeAspect="1" noChangeArrowheads="1"/>
+                    </pic:cNvPicPr>
+                  </pic:nvPicPr>
+                  <pic:blipFill>
+                    <a:blip r:embed="rId188" cstate="print"/>
+                    <a:srcRect/>
+                    <a:stretch>
+                      <a:fillRect/>
+                    </a:stretch>
+                  </pic:blipFill>
+                  <pic:spPr bwMode="auto">
+                    <a:xfrm>
+                      <a:off x="0" y="0"/>
+                      <a:ext cx="5111544" cy="534232"/>
+                    </a:xfrm>
+                    <a:prstGeom prst="rect">
+                      <a:avLst/>
+                    </a:prstGeom>
+                    <a:noFill/>
+                    <a:ln w="9525">
+                      <a:noFill/>
+                      <a:miter lim="800000"/>
+                      <a:headEnd/>
+                      <a:tailEnd/>
+                    </a:ln>
+                  </pic:spPr>
+                </pic:pic>
+              </a:graphicData>
+            </a:graphic>
+          </wp:inline>
+        </w:drawing>
+      </w:r>
+    </w:p>
+    <w:p>
+      <w:r>
+        <w:t>Проверка параметров сети</w:t>
+      </w:r>
+    </w:p>
+    <w:p>
+      <w:r>
+        <w:rPr>
+          <w:noProof/>
+          <w:lang w:eastAsia="ru-RU"/>
+        </w:rPr>
+        <w:drawing>
+          <wp:inline distT="0" distB="0" distL="0" distR="0">
+            <wp:extent cx="4006855" cy="1258432"/>
+            <wp:effectExtent l="19050" t="0" r="0" b="0"/>
+            <wp:docPr id="165" name="Рисунок 79"/>
+            <wp:cNvGraphicFramePr>
+              <a:graphicFrameLocks xmlns:a="http://schemas.openxmlformats.org/drawingml/2006/main" noChangeAspect="1"/>
+            </wp:cNvGraphicFramePr>
+            <a:graphic xmlns:a="http://schemas.openxmlformats.org/drawingml/2006/main">
+              <a:graphicData uri="http://schemas.openxmlformats.org/drawingml/2006/picture">
+                <pic:pic xmlns:pic="http://schemas.openxmlformats.org/drawingml/2006/picture">
+                  <pic:nvPicPr>
+                    <pic:cNvPr id="0" name="Picture 79"/>
+                    <pic:cNvPicPr>
+                      <a:picLocks noChangeAspect="1" noChangeArrowheads="1"/>
+                    </pic:cNvPicPr>
+                  </pic:nvPicPr>
+                  <pic:blipFill>
+                    <a:blip r:embed="rId189" cstate="print"/>
+                    <a:srcRect/>
+                    <a:stretch>
+                      <a:fillRect/>
+                    </a:stretch>
+                  </pic:blipFill>
+                  <pic:spPr bwMode="auto">
+                    <a:xfrm>
+                      <a:off x="0" y="0"/>
+                      <a:ext cx="4008346" cy="1258900"/>
+                    </a:xfrm>
+                    <a:prstGeom prst="rect">
+                      <a:avLst/>
+                    </a:prstGeom>
+                    <a:noFill/>
+                    <a:ln w="9525">
+                      <a:noFill/>
+                      <a:miter lim="800000"/>
+                      <a:headEnd/>
+                      <a:tailEnd/>
+                    </a:ln>
+                  </pic:spPr>
+                </pic:pic>
+              </a:graphicData>
+            </a:graphic>
+          </wp:inline>
+        </w:drawing>
+      </w:r>
+    </w:p>
+    <w:p>
+      <w:r>
+        <w:t>Пересоздание контейнеров сети</w:t>
+      </w:r>
+    </w:p>
+    <w:p>
+      <w:r>
+        <w:rPr>
+          <w:noProof/>
+          <w:lang w:eastAsia="ru-RU"/>
+        </w:rPr>
+        <w:drawing>
+          <wp:inline distT="0" distB="0" distL="0" distR="0">
+            <wp:extent cx="5150472" cy="3241141"/>
+            <wp:effectExtent l="19050" t="0" r="0" b="0"/>
+            <wp:docPr id="167" name="Рисунок 82"/>
+            <wp:cNvGraphicFramePr>
+              <a:graphicFrameLocks xmlns:a="http://schemas.openxmlformats.org/drawingml/2006/main" noChangeAspect="1"/>
+            </wp:cNvGraphicFramePr>
+            <a:graphic xmlns:a="http://schemas.openxmlformats.org/drawingml/2006/main">
+              <a:graphicData uri="http://schemas.openxmlformats.org/drawingml/2006/picture">
+                <pic:pic xmlns:pic="http://schemas.openxmlformats.org/drawingml/2006/picture">
+                  <pic:nvPicPr>
+                    <pic:cNvPr id="0" name="Picture 82"/>
+                    <pic:cNvPicPr>
+                      <a:picLocks noChangeAspect="1" noChangeArrowheads="1"/>
+                    </pic:cNvPicPr>
+                  </pic:nvPicPr>
+                  <pic:blipFill>
+                    <a:blip r:embed="rId190" cstate="print"/>
+                    <a:srcRect/>
+                    <a:stretch>
+                      <a:fillRect/>
+                    </a:stretch>
+                  </pic:blipFill>
+                  <pic:spPr bwMode="auto">
+                    <a:xfrm>
+                      <a:off x="0" y="0"/>
+                      <a:ext cx="5149327" cy="3240421"/>
+                    </a:xfrm>
+                    <a:prstGeom prst="rect">
+                      <a:avLst/>
+                    </a:prstGeom>
+                    <a:noFill/>
+                    <a:ln w="9525">
+                      <a:noFill/>
+                      <a:miter lim="800000"/>
+                      <a:headEnd/>
+                      <a:tailEnd/>
+                    </a:ln>
+                  </pic:spPr>
+                </pic:pic>
+              </a:graphicData>
+            </a:graphic>
+          </wp:inline>
+        </w:drawing>
+      </w:r>
+    </w:p>
+    <w:p>
+      <w:r>
+        <w:t>Проверка IP-адресов контейнеров</w:t>
+      </w:r>
+    </w:p>
+    <w:p>
+      <w:r>
+        <w:rPr>
+          <w:noProof/>
+          <w:lang w:eastAsia="ru-RU"/>
+        </w:rPr>
+        <w:drawing>
+          <wp:inline distT="0" distB="0" distL="0" distR="0">
+            <wp:extent cx="4471469" cy="2500254"/>
+            <wp:effectExtent l="19050" t="0" r="5281" b="0"/>
+            <wp:docPr id="168" name="Рисунок 85"/>
+            <wp:cNvGraphicFramePr>
+              <a:graphicFrameLocks xmlns:a="http://schemas.openxmlformats.org/drawingml/2006/main" noChangeAspect="1"/>
+            </wp:cNvGraphicFramePr>
+            <a:graphic xmlns:a="http://schemas.openxmlformats.org/drawingml/2006/main">
+              <a:graphicData uri="http://schemas.openxmlformats.org/drawingml/2006/picture">
+                <pic:pic xmlns:pic="http://schemas.openxmlformats.org/drawingml/2006/picture">
+                  <pic:nvPicPr>
+                    <pic:cNvPr id="0" name="Picture 85"/>
+                    <pic:cNvPicPr>
+                      <a:picLocks noChangeAspect="1" noChangeArrowheads="1"/>
+                    </pic:cNvPicPr>
+                  </pic:nvPicPr>
+                  <pic:blipFill>
+                    <a:blip r:embed="rId191" cstate="print"/>
+                    <a:srcRect/>
+                    <a:stretch>
+                      <a:fillRect/>
+                    </a:stretch>
+                  </pic:blipFill>
+                  <pic:spPr bwMode="auto">
+                    <a:xfrm>
+                      <a:off x="0" y="0"/>
+                      <a:ext cx="4470136" cy="2499509"/>
+                    </a:xfrm>
+                    <a:prstGeom prst="rect">
+                      <a:avLst/>
+                    </a:prstGeom>
+                    <a:noFill/>
+                    <a:ln w="9525">
+                      <a:noFill/>
+                      <a:miter lim="800000"/>
+                      <a:headEnd/>
+                      <a:tailEnd/>
+                    </a:ln>
+                  </pic:spPr>
+                </pic:pic>
+              </a:graphicData>
+            </a:graphic>
+          </wp:inline>
+        </w:drawing>
+      </w:r>
+    </w:p>
+    <w:p>
+      <w:r>
+        <w:lastRenderedPageBreak/>
+        <w:t>Диагностика сети с помощью netshoot</w:t>
+      </w:r>
+    </w:p>
+    <w:p>
+      <w:r>
+        <w:rPr>
+          <w:noProof/>
+          <w:lang w:eastAsia="ru-RU"/>
+        </w:rPr>
+        <w:drawing>
+          <wp:inline distT="0" distB="0" distL="0" distR="0">
+            <wp:extent cx="5940425" cy="516969"/>
+            <wp:effectExtent l="19050" t="0" r="3175" b="0"/>
+            <wp:docPr id="171" name="Рисунок 91"/>
+            <wp:cNvGraphicFramePr>
+              <a:graphicFrameLocks xmlns:a="http://schemas.openxmlformats.org/drawingml/2006/main" noChangeAspect="1"/>
+            </wp:cNvGraphicFramePr>
+            <a:graphic xmlns:a="http://schemas.openxmlformats.org/drawingml/2006/main">
+              <a:graphicData uri="http://schemas.openxmlformats.org/drawingml/2006/picture">
+                <pic:pic xmlns:pic="http://schemas.openxmlformats.org/drawingml/2006/picture">
+                  <pic:nvPicPr>
+                    <pic:cNvPr id="0" name="Picture 91"/>
+                    <pic:cNvPicPr>
+                      <a:picLocks noChangeAspect="1" noChangeArrowheads="1"/>
+                    </pic:cNvPicPr>
+                  </pic:nvPicPr>
+                  <pic:blipFill>
+                    <a:blip r:embed="rId192" cstate="print"/>
+                    <a:srcRect/>
+                    <a:stretch>
+                      <a:fillRect/>
+                    </a:stretch>
+                  </pic:blipFill>
+                  <pic:spPr bwMode="auto">
+                    <a:xfrm>
+                      <a:off x="0" y="0"/>
+                      <a:ext cx="5940425" cy="516969"/>
+                    </a:xfrm>
+                    <a:prstGeom prst="rect">
+                      <a:avLst/>
+                    </a:prstGeom>
+                    <a:noFill/>
+                    <a:ln w="9525">
+                      <a:noFill/>
+                      <a:miter lim="800000"/>
+                      <a:headEnd/>
+                      <a:tailEnd/>
+                    </a:ln>
+                  </pic:spPr>
+                </pic:pic>
+              </a:graphicData>
+            </a:graphic>
+          </wp:inline>
+        </w:drawing>
+      </w:r>
+    </w:p>
+    <w:p>
+      <w:r>
+        <w:rPr>
+          <w:noProof/>
+          <w:lang w:eastAsia="ru-RU"/>
+        </w:rPr>
+        <w:drawing>
+          <wp:inline distT="0" distB="0" distL="0" distR="0">
+            <wp:extent cx="5940425" cy="2878137"/>
+            <wp:effectExtent l="19050" t="0" r="3175" b="0"/>
+            <wp:docPr id="170" name="Рисунок 88"/>
+            <wp:cNvGraphicFramePr>
+              <a:graphicFrameLocks xmlns:a="http://schemas.openxmlformats.org/drawingml/2006/main" noChangeAspect="1"/>
+            </wp:cNvGraphicFramePr>
+            <a:graphic xmlns:a="http://schemas.openxmlformats.org/drawingml/2006/main">
+              <a:graphicData uri="http://schemas.openxmlformats.org/drawingml/2006/picture">
+                <pic:pic xmlns:pic="http://schemas.openxmlformats.org/drawingml/2006/picture">
+                  <pic:nvPicPr>
+                    <pic:cNvPr id="0" name="Picture 88"/>
+                    <pic:cNvPicPr>
+                      <a:picLocks noChangeAspect="1" noChangeArrowheads="1"/>
+                    </pic:cNvPicPr>
+                  </pic:nvPicPr>
+                  <pic:blipFill>
+                    <a:blip r:embed="rId193" cstate="print"/>
+                    <a:srcRect/>
+                    <a:stretch>
+                      <a:fillRect/>
+                    </a:stretch>
+                  </pic:blipFill>
+                  <pic:spPr bwMode="auto">
+                    <a:xfrm>
+                      <a:off x="0" y="0"/>
+                      <a:ext cx="5940425" cy="2878137"/>
+                    </a:xfrm>
+                    <a:prstGeom prst="rect">
+                      <a:avLst/>
+                    </a:prstGeom>
+                    <a:noFill/>
+                    <a:ln w="9525">
+                      <a:noFill/>
+                      <a:miter lim="800000"/>
+                      <a:headEnd/>
+                      <a:tailEnd/>
+                    </a:ln>
+                  </pic:spPr>
+                </pic:pic>
+              </a:graphicData>
+            </a:graphic>
+          </wp:inline>
+        </w:drawing>
+      </w:r>
+    </w:p>
+    <w:p>
+      <w:r>
+        <w:t>Остановка всех контейнеров</w:t>
+      </w:r>
+      <w:r>
+        <w:rPr>
+          <w:rFonts w:ascii="Consolas" w:hAnsi="Consolas"/>
+        </w:rPr>
+        <w:br/>
+      </w:r>
+      <w:r>
+        <w:rPr>
+          <w:noProof/>
+          <w:lang w:eastAsia="ru-RU"/>
+        </w:rPr>
+        <w:drawing>
+          <wp:inline distT="0" distB="0" distL="0" distR="0">
+            <wp:extent cx="5940425" cy="1821381"/>
+            <wp:effectExtent l="19050" t="0" r="3175" b="0"/>
+            <wp:docPr id="173" name="Рисунок 94"/>
+            <wp:cNvGraphicFramePr>
+              <a:graphicFrameLocks xmlns:a="http://schemas.openxmlformats.org/drawingml/2006/main" noChangeAspect="1"/>
+            </wp:cNvGraphicFramePr>
+            <a:graphic xmlns:a="http://schemas.openxmlformats.org/drawingml/2006/main">
+              <a:graphicData uri="http://schemas.openxmlformats.org/drawingml/2006/picture">
+                <pic:pic xmlns:pic="http://schemas.openxmlformats.org/drawingml/2006/picture">
+                  <pic:nvPicPr>
+                    <pic:cNvPr id="0" name="Picture 94"/>
+                    <pic:cNvPicPr>
+                      <a:picLocks noChangeAspect="1" noChangeArrowheads="1"/>
+                    </pic:cNvPicPr>
+                  </pic:nvPicPr>
+                  <pic:blipFill>
+                    <a:blip r:embed="rId194" cstate="print"/>
+                    <a:srcRect/>
+                    <a:stretch>
+                      <a:fillRect/>
+                    </a:stretch>
+                  </pic:blipFill>
+                  <pic:spPr bwMode="auto">
+                    <a:xfrm>
+                      <a:off x="0" y="0"/>
+                      <a:ext cx="5940425" cy="1821381"/>
+                    </a:xfrm>
+                    <a:prstGeom prst="rect">
+                      <a:avLst/>
+                    </a:prstGeom>
+                    <a:noFill/>
+                    <a:ln w="9525">
+                      <a:noFill/>
+                      <a:miter lim="800000"/>
+                      <a:headEnd/>
+                      <a:tailEnd/>
+                    </a:ln>
+                  </pic:spPr>
+                </pic:pic>
+              </a:graphicData>
+            </a:graphic>
+          </wp:inline>
+        </w:drawing>
+      </w:r>
     </w:p>
     <w:sectPr>
       <w:pgSz w:w="11906" w:h="16838"/>
@@ -11649,10 +13532,34 @@
       <w:color w:val="4F81BD" w:themeColor="accent1"/>
     </w:rPr>
   </w:style>
+  <w:style w:type="paragraph" w:styleId="4">
+    <w:name w:val="heading 4"/>
+    <w:basedOn w:val="a"/>
+    <w:next w:val="a"/>
+    <w:link w:val="40"/>
+    <w:uiPriority w:val="9"/>
+    <w:semiHidden/>
+    <w:unhideWhenUsed/>
+    <w:qFormat/>
+    <w:rsid w:val="002B5DFA"/>
+    <w:pPr>
+      <w:keepNext/>
+      <w:keepLines/>
+      <w:spacing w:before="200" w:after="0"/>
+      <w:outlineLvl w:val="3"/>
+    </w:pPr>
+    <w:rPr>
+      <w:rFonts w:asciiTheme="majorHAnsi" w:eastAsiaTheme="majorEastAsia" w:hAnsiTheme="majorHAnsi" w:cstheme="majorBidi"/>
+      <w:b/>
+      <w:bCs/>
+      <w:i/>
+      <w:iCs/>
+      <w:color w:val="4F81BD" w:themeColor="accent1"/>
+    </w:rPr>
+  </w:style>
   <w:style w:type="character" w:default="1" w:styleId="a0">
     <w:name w:val="Default Paragraph Font"/>
     <w:uiPriority w:val="1"/>
-    <w:semiHidden/>
     <w:unhideWhenUsed/>
   </w:style>
   <w:style w:type="table" w:default="1" w:styleId="a1">
@@ -11903,6 +13810,72 @@
       <w:ind w:left="720"/>
       <w:contextualSpacing/>
     </w:pPr>
+  </w:style>
+  <w:style w:type="character" w:customStyle="1" w:styleId="40">
+    <w:name w:val="Заголовок 4 Знак"/>
+    <w:basedOn w:val="a0"/>
+    <w:link w:val="4"/>
+    <w:uiPriority w:val="9"/>
+    <w:semiHidden/>
+    <w:rsid w:val="002B5DFA"/>
+    <w:rPr>
+      <w:rFonts w:asciiTheme="majorHAnsi" w:eastAsiaTheme="majorEastAsia" w:hAnsiTheme="majorHAnsi" w:cstheme="majorBidi"/>
+      <w:b/>
+      <w:bCs/>
+      <w:i/>
+      <w:iCs/>
+      <w:color w:val="4F81BD" w:themeColor="accent1"/>
+    </w:rPr>
+  </w:style>
+  <w:style w:type="paragraph" w:styleId="HTML">
+    <w:name w:val="HTML Preformatted"/>
+    <w:basedOn w:val="a"/>
+    <w:link w:val="HTML0"/>
+    <w:uiPriority w:val="99"/>
+    <w:semiHidden/>
+    <w:unhideWhenUsed/>
+    <w:rsid w:val="002B5DFA"/>
+    <w:pPr>
+      <w:tabs>
+        <w:tab w:val="left" w:pos="916"/>
+        <w:tab w:val="left" w:pos="1832"/>
+        <w:tab w:val="left" w:pos="2748"/>
+        <w:tab w:val="left" w:pos="3664"/>
+        <w:tab w:val="left" w:pos="4580"/>
+        <w:tab w:val="left" w:pos="5496"/>
+        <w:tab w:val="left" w:pos="6412"/>
+        <w:tab w:val="left" w:pos="7328"/>
+        <w:tab w:val="left" w:pos="8244"/>
+        <w:tab w:val="left" w:pos="9160"/>
+        <w:tab w:val="left" w:pos="10076"/>
+        <w:tab w:val="left" w:pos="10992"/>
+        <w:tab w:val="left" w:pos="11908"/>
+        <w:tab w:val="left" w:pos="12824"/>
+        <w:tab w:val="left" w:pos="13740"/>
+        <w:tab w:val="left" w:pos="14656"/>
+      </w:tabs>
+      <w:spacing w:after="0" w:line="240" w:lineRule="auto"/>
+    </w:pPr>
+    <w:rPr>
+      <w:rFonts w:ascii="Courier New" w:eastAsia="Times New Roman" w:hAnsi="Courier New" w:cs="Courier New"/>
+      <w:sz w:val="20"/>
+      <w:szCs w:val="20"/>
+      <w:lang w:eastAsia="ru-RU"/>
+    </w:rPr>
+  </w:style>
+  <w:style w:type="character" w:customStyle="1" w:styleId="HTML0">
+    <w:name w:val="Стандартный HTML Знак"/>
+    <w:basedOn w:val="a0"/>
+    <w:link w:val="HTML"/>
+    <w:uiPriority w:val="99"/>
+    <w:semiHidden/>
+    <w:rsid w:val="002B5DFA"/>
+    <w:rPr>
+      <w:rFonts w:ascii="Courier New" w:eastAsia="Times New Roman" w:hAnsi="Courier New" w:cs="Courier New"/>
+      <w:sz w:val="20"/>
+      <w:szCs w:val="20"/>
+      <w:lang w:eastAsia="ru-RU"/>
+    </w:rPr>
   </w:style>
 </w:styles>
 </file>
@@ -12195,7 +14168,7 @@
 </file>
 
 <file path=customXml/itemProps1.xml><?xml version="1.0" encoding="utf-8"?>
-<ds:datastoreItem xmlns:ds="http://schemas.openxmlformats.org/officeDocument/2006/customXml" ds:itemID="{537546B6-FB5E-4203-A0CE-46B3F0F0EB26}">
+<ds:datastoreItem xmlns:ds="http://schemas.openxmlformats.org/officeDocument/2006/customXml" ds:itemID="{A4AE81E9-467D-4D46-8E9A-ADF7C256539D}">
   <ds:schemaRefs>
     <ds:schemaRef ds:uri="http://schemas.openxmlformats.org/officeDocument/2006/bibliography"/>
   </ds:schemaRefs>
